--- a/Đề tài.docx
+++ b/Đề tài.docx
@@ -95,19 +95,7 @@
         <w:rPr>
           <w:rtl w:val="0"/>
         </w:rPr>
-        <w:t xml:space="preserve"> được nghiên cứu với phạm vi tập trung vào </w:t>
-      </w:r>
-      <w:r>
-        <w:rPr>
-          <w:rtl w:val="0"/>
-        </w:rPr>
-        <w:t xml:space="preserve">dữ liệu học sinh lớp 6 của năm học 2025-2026 và 2026-2027 </w:t>
-      </w:r>
-      <w:r>
-        <w:rPr>
-          <w:rtl w:val="0"/>
-        </w:rPr>
-        <w:t xml:space="preserve">không chỉ nhằm mục đích thông qua việc làm sạch, phân tích và trực quan hóa dữ liệu quan trọng hơn đề tài hướng đến việc hỗ trợ nhà trường trong công tác thống kê, quản lý thông tin học sinh và cung cấp các báo cáo trực quan phục vụ quá trình quản lý.  </w:t>
+        <w:t xml:space="preserve"> được nghiên cứu với phạm vi tập trung vào dữ liệu học sinh toàn trường qua các năm học từ 2022-2023 đến 2026-2027, trong đó dữ liệu của năm học 2026-2027 được cập nhật và bổ sung khi có đầy đủ dữ liệu từ đơn vị thực tập. Nhằm thực hiện các bước kiểm tra, làm sạch, phân tích và trực quan hóa dữ liệu quan trọng hơn đề tài hướng đến việc hỗ trợ nhà trường trong công tác thống kê, quản lý thông tin học sinh và cung cấp các báo cáo trực quan phục vụ quá trình quản lý.  </w:t>
       </w:r>
       <w:r>
         <w:rPr>
@@ -262,15 +250,12 @@
           <w:ilvl w:val="0"/>
           <w:numId w:val="27"/>
         </w:numPr>
-        <w:rPr>
-          <w:u w:val="none"/>
-        </w:rPr>
-      </w:pPr>
-      <w:r>
-        <w:rPr>
-          <w:rtl w:val="0"/>
-        </w:rPr>
-        <w:t xml:space="preserve">Thu thập dữ liệu</w:t>
+      </w:pPr>
+      <w:r>
+        <w:rPr>
+          <w:rtl w:val="0"/>
+        </w:rPr>
+        <w:t xml:space="preserve">Thu thập và tổng hợp dữ liệu học sinh toàn trường qua các năm học trong phạm vi được đơn vị thực tập cho phép.</w:t>
       </w:r>
     </w:p>
     <w:p>
@@ -284,7 +269,7 @@
         <w:rPr>
           <w:rtl w:val="0"/>
         </w:rPr>
-        <w:t xml:space="preserve">Thực hiện tiền xử lý dữ liệu như kiểm tra, làm sạch và chuẩn hóa dữ liệu.</w:t>
+        <w:t xml:space="preserve">Kiểm tra, làm sạch và chuẩn hóa dữ liệu nhằm đảm bảo tính đầy đủ, chính xác và nhất quán.</w:t>
       </w:r>
     </w:p>
     <w:p>
@@ -298,7 +283,7 @@
         <w:rPr>
           <w:rtl w:val="0"/>
         </w:rPr>
-        <w:t xml:space="preserve">Phân tích dữ liệu nhằm khai thác các thông tin phục vụ công tác thống kê và quản lý.</w:t>
+        <w:t xml:space="preserve">Phân tích dữ liệu nhằm xác định các đặc điểm và xu hướng của học sinh qua từng năm học.</w:t>
       </w:r>
     </w:p>
     <w:p>
@@ -313,7 +298,7 @@
         <w:rPr>
           <w:rtl w:val="0"/>
         </w:rPr>
-        <w:t xml:space="preserve">Xây dựng các biểu đồ, dashboard trực quan giúp hỗ trợ theo dõi và đánh giá dữ liệu học sinh.</w:t>
+        <w:t xml:space="preserve">Xây dựng các biểu đồ và Dashboard trực quan nhằm hỗ trợ công tác thống kê, theo dõi và quản lý học sinh.</w:t>
       </w:r>
       <w:r>
         <w:rPr>
@@ -1199,7 +1184,7 @@
         <w:rPr>
           <w:rtl w:val="0"/>
         </w:rPr>
-        <w:t xml:space="preserve">Đối tượng: Đối tượng khảo sát của đề tài là dữ liệu học sinh lớp 6 năm học 2025-2026 và 2026-2027 tại Trường THCS Long Hòa. Bộ dữ liệu bao gồm các thông tin được đơn vị thực tập cho phép sử dụng như:</w:t>
+        <w:t xml:space="preserve">Đối tượng: Đối tượng khảo sát của đề tài là dữ liệu học sinh toàn trường Trường THCS Long Hòa qua các năm học từ 2022-2023 đến 2026-2027, trong phạm vi dữ liệu được đơn vị thực tập cho phép sử dụng.  Bộ dữ liệu bao gồm các thông tin được đơn vị thực tập cho phép sử dụng như:</w:t>
       </w:r>
     </w:p>
     <w:p>
@@ -1213,7 +1198,7 @@
         <w:rPr>
           <w:rtl w:val="0"/>
         </w:rPr>
-        <w:t xml:space="preserve">Thông tin cá nhân học sinh;</w:t>
+        <w:t xml:space="preserve">Số thứ tự (STT);</w:t>
       </w:r>
     </w:p>
     <w:p>
@@ -1227,6 +1212,34 @@
         <w:rPr>
           <w:rtl w:val="0"/>
         </w:rPr>
+        <w:t xml:space="preserve">Họ tên học sinh;</w:t>
+      </w:r>
+    </w:p>
+    <w:p>
+      <w:pPr>
+        <w:numPr>
+          <w:ilvl w:val="0"/>
+          <w:numId w:val="2"/>
+        </w:numPr>
+      </w:pPr>
+      <w:r>
+        <w:rPr>
+          <w:rtl w:val="0"/>
+        </w:rPr>
+        <w:t xml:space="preserve">Ngày sinh;</w:t>
+      </w:r>
+    </w:p>
+    <w:p>
+      <w:pPr>
+        <w:numPr>
+          <w:ilvl w:val="0"/>
+          <w:numId w:val="2"/>
+        </w:numPr>
+      </w:pPr>
+      <w:r>
+        <w:rPr>
+          <w:rtl w:val="0"/>
+        </w:rPr>
         <w:t xml:space="preserve">Giới tính;</w:t>
       </w:r>
     </w:p>
@@ -1241,7 +1254,7 @@
         <w:rPr>
           <w:rtl w:val="0"/>
         </w:rPr>
-        <w:t xml:space="preserve">Ngày tháng năm sinh;</w:t>
+        <w:t xml:space="preserve">Dân tộc;</w:t>
       </w:r>
     </w:p>
     <w:p>
@@ -1255,35 +1268,7 @@
         <w:rPr>
           <w:rtl w:val="0"/>
         </w:rPr>
-        <w:t xml:space="preserve">Địa chỉ;</w:t>
-      </w:r>
-    </w:p>
-    <w:p>
-      <w:pPr>
-        <w:numPr>
-          <w:ilvl w:val="0"/>
-          <w:numId w:val="2"/>
-        </w:numPr>
-      </w:pPr>
-      <w:r>
-        <w:rPr>
-          <w:rtl w:val="0"/>
-        </w:rPr>
-        <w:t xml:space="preserve">Thông tin phụ huynh;</w:t>
-      </w:r>
-    </w:p>
-    <w:p>
-      <w:pPr>
-        <w:numPr>
-          <w:ilvl w:val="0"/>
-          <w:numId w:val="2"/>
-        </w:numPr>
-      </w:pPr>
-      <w:r>
-        <w:rPr>
-          <w:rtl w:val="0"/>
-        </w:rPr>
-        <w:t xml:space="preserve">Lớp học;</w:t>
+        <w:t xml:space="preserve">Trạng thái;</w:t>
       </w:r>
     </w:p>
     <w:p>
